--- a/3-Master_Plan/VECTOR_work/new_VECTOR_work/NELS_HSandB_issues.docx
+++ b/3-Master_Plan/VECTOR_work/new_VECTOR_work/NELS_HSandB_issues.docx
@@ -510,7 +510,7 @@
           <w:noProof/>
           <w:kern w:val="0"/>
         </w:rPr>
-        <w:pict w14:anchorId="751F3853">
+        <w:pict w14:anchorId="0140D8F6">
           <v:rect id="_x0000_i1027" alt="" style="width:468pt;height:.05pt;mso-width-percent:0;mso-height-percent:0;mso-width-percent:0;mso-height-percent:0" o:hralign="center" o:hrstd="t" o:hr="t" fillcolor="#a0a0a0" stroked="f"/>
         </w:pict>
       </w:r>
@@ -1335,7 +1335,7 @@
           <w:noProof/>
           <w:kern w:val="0"/>
         </w:rPr>
-        <w:pict w14:anchorId="2FC67150">
+        <w:pict w14:anchorId="23F85632">
           <v:rect id="_x0000_i1026" alt="" style="width:468pt;height:.05pt;mso-width-percent:0;mso-height-percent:0;mso-width-percent:0;mso-height-percent:0" o:hralign="center" o:hrstd="t" o:hr="t" fillcolor="#a0a0a0" stroked="f"/>
         </w:pict>
       </w:r>
@@ -2103,7 +2103,7 @@
           <w:noProof/>
           <w:kern w:val="0"/>
         </w:rPr>
-        <w:pict w14:anchorId="7FF7CE12">
+        <w:pict w14:anchorId="4FBC8937">
           <v:rect id="_x0000_i1025" alt="" style="width:468pt;height:.05pt;mso-width-percent:0;mso-height-percent:0;mso-width-percent:0;mso-height-percent:0" o:hralign="center" o:hrstd="t" o:hr="t" fillcolor="#a0a0a0" stroked="f"/>
         </w:pict>
       </w:r>
@@ -2712,6 +2712,16 @@
         </w:rPr>
         <w:t>That sampling issue—not the absence of a perfect college story—is the most important immediate concern.</w:t>
       </w:r>
+    </w:p>
+    <w:p>
+      <w:pPr>
+        <w:spacing w:before="100" w:beforeAutospacing="1" w:after="100" w:afterAutospacing="1" w:line="240" w:lineRule="auto"/>
+        <w:rPr>
+          <w:rFonts w:ascii="Times New Roman" w:eastAsia="Times New Roman" w:hAnsi="Times New Roman" w:cs="Times New Roman"/>
+          <w:kern w:val="0"/>
+          <w14:ligatures w14:val="none"/>
+        </w:rPr>
+      </w:pPr>
     </w:p>
     <w:p/>
     <w:sectPr>
